--- a/08_Arrays/Übungen/SVNummer/SVNummer.docx
+++ b/08_Arrays/Übungen/SVNummer/SVNummer.docx
@@ -291,7 +291,27 @@
         <w:t>Die Berechnung der Prüfsumme m</w:t>
       </w:r>
       <w:r>
-        <w:t xml:space="preserve">uss in einer Schleife erfolgen und die Gewichte müssen in einem Array gespeichert werden.  </w:t>
+        <w:t xml:space="preserve">uss in einer </w:t>
+      </w:r>
+      <w:r>
+        <w:rPr>
+          <w:b/>
+          <w:bCs/>
+        </w:rPr>
+        <w:t>Schleife</w:t>
+      </w:r>
+      <w:r>
+        <w:t xml:space="preserve"> erfolgen und die Gewichte müssen in einem </w:t>
+      </w:r>
+      <w:r>
+        <w:rPr>
+          <w:b/>
+          <w:bCs/>
+        </w:rPr>
+        <w:t>Array</w:t>
+      </w:r>
+      <w:r>
+        <w:t xml:space="preserve"> gespeichert werden.  </w:t>
       </w:r>
       <w:r>
         <w:br/>
@@ -299,19 +319,7 @@
     </w:p>
     <w:p>
       <w:r>
-        <w:t xml:space="preserve">Zum Testen der Methode wird der Benutzer aufgefordert, einen </w:t>
-      </w:r>
-      <w:r>
-        <w:t>SV-Nummer</w:t>
-      </w:r>
-      <w:r>
-        <w:t xml:space="preserve"> einzugeben. Die Eingabe (</w:t>
-      </w:r>
-      <w:r>
-        <w:t>die SV-Nummer</w:t>
-      </w:r>
-      <w:r>
-        <w:t>) wird zusammen mit</w:t>
+        <w:t>Zum Testen der Methode wird der Benutzer aufgefordert, einen SV-Nummer einzugeben. Die Eingabe (die SV-Nummer) wird zusammen mit</w:t>
       </w:r>
       <w:r>
         <w:t xml:space="preserve"> Gültigkeit ausgegeben</w:t>
@@ -321,25 +329,7 @@
       </w:r>
       <w:r>
         <w:br/>
-        <w:t>Die Eingabe wird so lange wiederholt</w:t>
-      </w:r>
-      <w:r>
-        <w:t xml:space="preserve">, solange der </w:t>
-      </w:r>
-      <w:r>
-        <w:t>Benutze</w:t>
-      </w:r>
-      <w:r>
-        <w:t>r eine Nummer eingibt.</w:t>
-      </w:r>
-      <w:r>
-        <w:t xml:space="preserve"> </w:t>
-      </w:r>
-      <w:r>
-        <w:t>Das Programm wird bei einer Leer-Eingabe beendet</w:t>
-      </w:r>
-      <w:r>
-        <w:t xml:space="preserve">. </w:t>
+        <w:t xml:space="preserve">Die Eingabe wird so lange wiederholt, solange der Benutzer eine Nummer eingibt. Das Programm wird bei einer Leer-Eingabe beendet. </w:t>
       </w:r>
     </w:p>
     <w:p>
@@ -357,7 +347,6 @@
           <w:rFonts w:ascii="Courier New" w:hAnsi="Courier New" w:cs="Courier New"/>
           <w:sz w:val="16"/>
           <w:szCs w:val="16"/>
-          <w:lang w:val="en-US"/>
         </w:rPr>
       </w:pPr>
     </w:p>
@@ -368,7 +357,6 @@
           <w:rFonts w:ascii="Courier New" w:hAnsi="Courier New" w:cs="Courier New"/>
           <w:sz w:val="16"/>
           <w:szCs w:val="16"/>
-          <w:lang w:val="en-US"/>
         </w:rPr>
       </w:pPr>
       <w:r>
@@ -376,29 +364,8 @@
           <w:rFonts w:ascii="Courier New" w:hAnsi="Courier New" w:cs="Courier New"/>
           <w:sz w:val="16"/>
           <w:szCs w:val="16"/>
-          <w:lang w:val="en-US"/>
         </w:rPr>
-        <w:t xml:space="preserve">Check </w:t>
-      </w:r>
-      <w:proofErr w:type="gramStart"/>
-      <w:r>
-        <w:rPr>
-          <w:rFonts w:ascii="Courier New" w:hAnsi="Courier New" w:cs="Courier New"/>
-          <w:sz w:val="16"/>
-          <w:szCs w:val="16"/>
-          <w:lang w:val="en-US"/>
-        </w:rPr>
-        <w:t>a</w:t>
-      </w:r>
-      <w:proofErr w:type="gramEnd"/>
-      <w:r>
-        <w:rPr>
-          <w:rFonts w:ascii="Courier New" w:hAnsi="Courier New" w:cs="Courier New"/>
-          <w:sz w:val="16"/>
-          <w:szCs w:val="16"/>
-          <w:lang w:val="en-US"/>
-        </w:rPr>
-        <w:t xml:space="preserve"> SV Number</w:t>
+        <w:t>Check a SV Number</w:t>
       </w:r>
     </w:p>
     <w:p>
@@ -408,7 +375,6 @@
           <w:rFonts w:ascii="Courier New" w:hAnsi="Courier New" w:cs="Courier New"/>
           <w:sz w:val="16"/>
           <w:szCs w:val="16"/>
-          <w:lang w:val="en-US"/>
         </w:rPr>
       </w:pPr>
       <w:r>
@@ -416,7 +382,6 @@
           <w:rFonts w:ascii="Courier New" w:hAnsi="Courier New" w:cs="Courier New"/>
           <w:sz w:val="16"/>
           <w:szCs w:val="16"/>
-          <w:lang w:val="en-US"/>
         </w:rPr>
         <w:t>**********************</w:t>
       </w:r>
@@ -3857,6 +3822,7 @@
   <w:style w:type="character" w:default="1" w:styleId="Absatz-Standardschriftart">
     <w:name w:val="Default Paragraph Font"/>
     <w:uiPriority w:val="1"/>
+    <w:semiHidden/>
     <w:unhideWhenUsed/>
   </w:style>
   <w:style w:type="table" w:default="1" w:styleId="NormaleTabelle">

--- a/08_Arrays/Übungen/SVNummer/SVNummer.docx
+++ b/08_Arrays/Übungen/SVNummer/SVNummer.docx
@@ -1,6 +1,6 @@
 
 <file path=word/document.xml><?xml version="1.0" encoding="utf-8"?>
-<w:document xmlns:wpc="http://schemas.microsoft.com/office/word/2010/wordprocessingCanvas" xmlns:cx="http://schemas.microsoft.com/office/drawing/2014/chartex" xmlns:cx1="http://schemas.microsoft.com/office/drawing/2015/9/8/chartex" xmlns:cx2="http://schemas.microsoft.com/office/drawing/2015/10/21/chartex" xmlns:cx3="http://schemas.microsoft.com/office/drawing/2016/5/9/chartex" xmlns:cx4="http://schemas.microsoft.com/office/drawing/2016/5/10/chartex" xmlns:cx5="http://schemas.microsoft.com/office/drawing/2016/5/11/chartex" xmlns:cx6="http://schemas.microsoft.com/office/drawing/2016/5/12/chartex" xmlns:cx7="http://schemas.microsoft.com/office/drawing/2016/5/13/chartex" xmlns:cx8="http://schemas.microsoft.com/office/drawing/2016/5/14/chartex" xmlns:mc="http://schemas.openxmlformats.org/markup-compatibility/2006" xmlns:aink="http://schemas.microsoft.com/office/drawing/2016/ink" xmlns:am3d="http://schemas.microsoft.com/office/drawing/2017/model3d" xmlns:o="urn:schemas-microsoft-com:office:office" xmlns:r="http://schemas.openxmlformats.org/officeDocument/2006/relationships" xmlns:m="http://schemas.openxmlformats.org/officeDocument/2006/math" xmlns:v="urn:schemas-microsoft-com:vml" xmlns:wp14="http://schemas.microsoft.com/office/word/2010/wordprocessingDrawing" xmlns:wp="http://schemas.openxmlformats.org/drawingml/2006/wordprocessingDrawing" xmlns:w10="urn:schemas-microsoft-com:office:word" xmlns:w="http://schemas.openxmlformats.org/wordprocessingml/2006/main" xmlns:w14="http://schemas.microsoft.com/office/word/2010/wordml" xmlns:w15="http://schemas.microsoft.com/office/word/2012/wordml" xmlns:w16cex="http://schemas.microsoft.com/office/word/2018/wordml/cex" xmlns:w16cid="http://schemas.microsoft.com/office/word/2016/wordml/cid" xmlns:w16="http://schemas.microsoft.com/office/word/2018/wordml" xmlns:w16sdtdh="http://schemas.microsoft.com/office/word/2020/wordml/sdtdatahash" xmlns:w16se="http://schemas.microsoft.com/office/word/2015/wordml/symex" xmlns:wpg="http://schemas.microsoft.com/office/word/2010/wordprocessingGroup" xmlns:wpi="http://schemas.microsoft.com/office/word/2010/wordprocessingInk" xmlns:wne="http://schemas.microsoft.com/office/word/2006/wordml" xmlns:wps="http://schemas.microsoft.com/office/word/2010/wordprocessingShape" mc:Ignorable="w14 w15 w16se w16cid w16 w16cex w16sdtdh wp14">
+<w:document xmlns:wpc="http://schemas.microsoft.com/office/word/2010/wordprocessingCanvas" xmlns:cx="http://schemas.microsoft.com/office/drawing/2014/chartex" xmlns:cx1="http://schemas.microsoft.com/office/drawing/2015/9/8/chartex" xmlns:cx2="http://schemas.microsoft.com/office/drawing/2015/10/21/chartex" xmlns:cx3="http://schemas.microsoft.com/office/drawing/2016/5/9/chartex" xmlns:cx4="http://schemas.microsoft.com/office/drawing/2016/5/10/chartex" xmlns:cx5="http://schemas.microsoft.com/office/drawing/2016/5/11/chartex" xmlns:cx6="http://schemas.microsoft.com/office/drawing/2016/5/12/chartex" xmlns:cx7="http://schemas.microsoft.com/office/drawing/2016/5/13/chartex" xmlns:cx8="http://schemas.microsoft.com/office/drawing/2016/5/14/chartex" xmlns:mc="http://schemas.openxmlformats.org/markup-compatibility/2006" xmlns:aink="http://schemas.microsoft.com/office/drawing/2016/ink" xmlns:am3d="http://schemas.microsoft.com/office/drawing/2017/model3d" xmlns:o="urn:schemas-microsoft-com:office:office" xmlns:oel="http://schemas.microsoft.com/office/2019/extlst" xmlns:r="http://schemas.openxmlformats.org/officeDocument/2006/relationships" xmlns:m="http://schemas.openxmlformats.org/officeDocument/2006/math" xmlns:v="urn:schemas-microsoft-com:vml" xmlns:wp14="http://schemas.microsoft.com/office/word/2010/wordprocessingDrawing" xmlns:wp="http://schemas.openxmlformats.org/drawingml/2006/wordprocessingDrawing" xmlns:w10="urn:schemas-microsoft-com:office:word" xmlns:w="http://schemas.openxmlformats.org/wordprocessingml/2006/main" xmlns:w14="http://schemas.microsoft.com/office/word/2010/wordml" xmlns:w15="http://schemas.microsoft.com/office/word/2012/wordml" xmlns:w16cex="http://schemas.microsoft.com/office/word/2018/wordml/cex" xmlns:w16cid="http://schemas.microsoft.com/office/word/2016/wordml/cid" xmlns:w16="http://schemas.microsoft.com/office/word/2018/wordml" xmlns:w16sdtdh="http://schemas.microsoft.com/office/word/2020/wordml/sdtdatahash" xmlns:w16se="http://schemas.microsoft.com/office/word/2015/wordml/symex" xmlns:wpg="http://schemas.microsoft.com/office/word/2010/wordprocessingGroup" xmlns:wpi="http://schemas.microsoft.com/office/word/2010/wordprocessingInk" xmlns:wne="http://schemas.microsoft.com/office/word/2006/wordml" xmlns:wps="http://schemas.microsoft.com/office/word/2010/wordprocessingShape" mc:Ignorable="w14 w15 w16se w16cid w16 w16cex w16sdtdh wp14">
   <w:body>
     <w:p>
       <w:pPr>
@@ -149,13 +149,22 @@
         <w:ind w:left="350"/>
       </w:pPr>
       <w:r>
-        <w:t xml:space="preserve">Die Prüfziffer an der 4 Stelle </w:t>
+        <w:t>Die Prüfziffer an der 4</w:t>
+      </w:r>
+      <w:r>
+        <w:t>.</w:t>
+      </w:r>
+      <w:r>
+        <w:t xml:space="preserve"> Stelle </w:t>
       </w:r>
       <w:r>
         <w:t xml:space="preserve">muss </w:t>
       </w:r>
       <w:r>
-        <w:t>korrekt ist</w:t>
+        <w:t xml:space="preserve">korrekt </w:t>
+      </w:r>
+      <w:r>
+        <w:t>sein</w:t>
       </w:r>
       <w:r>
         <w:t>.</w:t>
@@ -319,10 +328,16 @@
     </w:p>
     <w:p>
       <w:r>
-        <w:t>Zum Testen der Methode wird der Benutzer aufgefordert, einen SV-Nummer einzugeben. Die Eingabe (die SV-Nummer) wird zusammen mit</w:t>
-      </w:r>
-      <w:r>
-        <w:t xml:space="preserve"> Gültigkeit ausgegeben</w:t>
+        <w:t>Zum Testen der Methode wird der Benutzer aufgefordert, eine SV-Nummer einzugeben. Die Eingabe (die SV-Nummer) wird zusammen mit</w:t>
+      </w:r>
+      <w:r>
+        <w:t xml:space="preserve"> </w:t>
+      </w:r>
+      <w:r>
+        <w:t xml:space="preserve">der </w:t>
+      </w:r>
+      <w:r>
+        <w:t>Gültigkeit ausgegeben</w:t>
       </w:r>
       <w:r>
         <w:t xml:space="preserve">. </w:t>
@@ -403,27 +418,7 @@
           <w:szCs w:val="16"/>
           <w:lang w:val="en-US"/>
         </w:rPr>
-        <w:t xml:space="preserve">Please enter </w:t>
-      </w:r>
-      <w:proofErr w:type="gramStart"/>
-      <w:r>
-        <w:rPr>
-          <w:rFonts w:ascii="Courier New" w:hAnsi="Courier New" w:cs="Courier New"/>
-          <w:sz w:val="16"/>
-          <w:szCs w:val="16"/>
-          <w:lang w:val="en-US"/>
-        </w:rPr>
-        <w:t>a</w:t>
-      </w:r>
-      <w:proofErr w:type="gramEnd"/>
-      <w:r>
-        <w:rPr>
-          <w:rFonts w:ascii="Courier New" w:hAnsi="Courier New" w:cs="Courier New"/>
-          <w:sz w:val="16"/>
-          <w:szCs w:val="16"/>
-          <w:lang w:val="en-US"/>
-        </w:rPr>
-        <w:t xml:space="preserve"> SV Number: </w:t>
+        <w:t xml:space="preserve">Please enter a SV Number: </w:t>
       </w:r>
       <w:r>
         <w:rPr>
@@ -474,27 +469,7 @@
           <w:szCs w:val="16"/>
           <w:lang w:val="en-US"/>
         </w:rPr>
-        <w:t xml:space="preserve">Please enter </w:t>
-      </w:r>
-      <w:proofErr w:type="gramStart"/>
-      <w:r>
-        <w:rPr>
-          <w:rFonts w:ascii="Courier New" w:hAnsi="Courier New" w:cs="Courier New"/>
-          <w:sz w:val="16"/>
-          <w:szCs w:val="16"/>
-          <w:lang w:val="en-US"/>
-        </w:rPr>
-        <w:t>a</w:t>
-      </w:r>
-      <w:proofErr w:type="gramEnd"/>
-      <w:r>
-        <w:rPr>
-          <w:rFonts w:ascii="Courier New" w:hAnsi="Courier New" w:cs="Courier New"/>
-          <w:sz w:val="16"/>
-          <w:szCs w:val="16"/>
-          <w:lang w:val="en-US"/>
-        </w:rPr>
-        <w:t xml:space="preserve"> SV Number: </w:t>
+        <w:t xml:space="preserve">Please enter a SV Number: </w:t>
       </w:r>
       <w:r>
         <w:rPr>
@@ -545,27 +520,7 @@
           <w:szCs w:val="16"/>
           <w:lang w:val="en-US"/>
         </w:rPr>
-        <w:t xml:space="preserve">Please enter </w:t>
-      </w:r>
-      <w:proofErr w:type="gramStart"/>
-      <w:r>
-        <w:rPr>
-          <w:rFonts w:ascii="Courier New" w:hAnsi="Courier New" w:cs="Courier New"/>
-          <w:sz w:val="16"/>
-          <w:szCs w:val="16"/>
-          <w:lang w:val="en-US"/>
-        </w:rPr>
-        <w:t>a</w:t>
-      </w:r>
-      <w:proofErr w:type="gramEnd"/>
-      <w:r>
-        <w:rPr>
-          <w:rFonts w:ascii="Courier New" w:hAnsi="Courier New" w:cs="Courier New"/>
-          <w:sz w:val="16"/>
-          <w:szCs w:val="16"/>
-          <w:lang w:val="en-US"/>
-        </w:rPr>
-        <w:t xml:space="preserve"> SV Number:</w:t>
+        <w:t>Please enter a SV Number:</w:t>
       </w:r>
     </w:p>
     <w:sectPr>
@@ -581,7 +536,7 @@
 </file>
 
 <file path=word/endnotes.xml><?xml version="1.0" encoding="utf-8"?>
-<w:endnotes xmlns:wpc="http://schemas.microsoft.com/office/word/2010/wordprocessingCanvas" xmlns:cx="http://schemas.microsoft.com/office/drawing/2014/chartex" xmlns:cx1="http://schemas.microsoft.com/office/drawing/2015/9/8/chartex" xmlns:cx2="http://schemas.microsoft.com/office/drawing/2015/10/21/chartex" xmlns:cx3="http://schemas.microsoft.com/office/drawing/2016/5/9/chartex" xmlns:cx4="http://schemas.microsoft.com/office/drawing/2016/5/10/chartex" xmlns:cx5="http://schemas.microsoft.com/office/drawing/2016/5/11/chartex" xmlns:cx6="http://schemas.microsoft.com/office/drawing/2016/5/12/chartex" xmlns:cx7="http://schemas.microsoft.com/office/drawing/2016/5/13/chartex" xmlns:cx8="http://schemas.microsoft.com/office/drawing/2016/5/14/chartex" xmlns:mc="http://schemas.openxmlformats.org/markup-compatibility/2006" xmlns:aink="http://schemas.microsoft.com/office/drawing/2016/ink" xmlns:am3d="http://schemas.microsoft.com/office/drawing/2017/model3d" xmlns:o="urn:schemas-microsoft-com:office:office" xmlns:r="http://schemas.openxmlformats.org/officeDocument/2006/relationships" xmlns:m="http://schemas.openxmlformats.org/officeDocument/2006/math" xmlns:v="urn:schemas-microsoft-com:vml" xmlns:wp14="http://schemas.microsoft.com/office/word/2010/wordprocessingDrawing" xmlns:wp="http://schemas.openxmlformats.org/drawingml/2006/wordprocessingDrawing" xmlns:w10="urn:schemas-microsoft-com:office:word" xmlns:w="http://schemas.openxmlformats.org/wordprocessingml/2006/main" xmlns:w14="http://schemas.microsoft.com/office/word/2010/wordml" xmlns:w15="http://schemas.microsoft.com/office/word/2012/wordml" xmlns:w16cex="http://schemas.microsoft.com/office/word/2018/wordml/cex" xmlns:w16cid="http://schemas.microsoft.com/office/word/2016/wordml/cid" xmlns:w16="http://schemas.microsoft.com/office/word/2018/wordml" xmlns:w16sdtdh="http://schemas.microsoft.com/office/word/2020/wordml/sdtdatahash" xmlns:w16se="http://schemas.microsoft.com/office/word/2015/wordml/symex" xmlns:wpg="http://schemas.microsoft.com/office/word/2010/wordprocessingGroup" xmlns:wpi="http://schemas.microsoft.com/office/word/2010/wordprocessingInk" xmlns:wne="http://schemas.microsoft.com/office/word/2006/wordml" xmlns:wps="http://schemas.microsoft.com/office/word/2010/wordprocessingShape" mc:Ignorable="w14 w15 w16se w16cid w16 w16cex w16sdtdh wp14">
+<w:endnotes xmlns:wpc="http://schemas.microsoft.com/office/word/2010/wordprocessingCanvas" xmlns:cx="http://schemas.microsoft.com/office/drawing/2014/chartex" xmlns:cx1="http://schemas.microsoft.com/office/drawing/2015/9/8/chartex" xmlns:cx2="http://schemas.microsoft.com/office/drawing/2015/10/21/chartex" xmlns:cx3="http://schemas.microsoft.com/office/drawing/2016/5/9/chartex" xmlns:cx4="http://schemas.microsoft.com/office/drawing/2016/5/10/chartex" xmlns:cx5="http://schemas.microsoft.com/office/drawing/2016/5/11/chartex" xmlns:cx6="http://schemas.microsoft.com/office/drawing/2016/5/12/chartex" xmlns:cx7="http://schemas.microsoft.com/office/drawing/2016/5/13/chartex" xmlns:cx8="http://schemas.microsoft.com/office/drawing/2016/5/14/chartex" xmlns:mc="http://schemas.openxmlformats.org/markup-compatibility/2006" xmlns:aink="http://schemas.microsoft.com/office/drawing/2016/ink" xmlns:am3d="http://schemas.microsoft.com/office/drawing/2017/model3d" xmlns:o="urn:schemas-microsoft-com:office:office" xmlns:oel="http://schemas.microsoft.com/office/2019/extlst" xmlns:r="http://schemas.openxmlformats.org/officeDocument/2006/relationships" xmlns:m="http://schemas.openxmlformats.org/officeDocument/2006/math" xmlns:v="urn:schemas-microsoft-com:vml" xmlns:wp14="http://schemas.microsoft.com/office/word/2010/wordprocessingDrawing" xmlns:wp="http://schemas.openxmlformats.org/drawingml/2006/wordprocessingDrawing" xmlns:w10="urn:schemas-microsoft-com:office:word" xmlns:w="http://schemas.openxmlformats.org/wordprocessingml/2006/main" xmlns:w14="http://schemas.microsoft.com/office/word/2010/wordml" xmlns:w15="http://schemas.microsoft.com/office/word/2012/wordml" xmlns:w16cex="http://schemas.microsoft.com/office/word/2018/wordml/cex" xmlns:w16cid="http://schemas.microsoft.com/office/word/2016/wordml/cid" xmlns:w16="http://schemas.microsoft.com/office/word/2018/wordml" xmlns:w16sdtdh="http://schemas.microsoft.com/office/word/2020/wordml/sdtdatahash" xmlns:w16se="http://schemas.microsoft.com/office/word/2015/wordml/symex" xmlns:wpg="http://schemas.microsoft.com/office/word/2010/wordprocessingGroup" xmlns:wpi="http://schemas.microsoft.com/office/word/2010/wordprocessingInk" xmlns:wne="http://schemas.microsoft.com/office/word/2006/wordml" xmlns:wps="http://schemas.microsoft.com/office/word/2010/wordprocessingShape" mc:Ignorable="w14 w15 w16se w16cid w16 w16cex w16sdtdh wp14">
   <w:endnote w:type="separator" w:id="-1">
     <w:p>
       <w:pPr>
@@ -606,7 +561,7 @@
 </file>
 
 <file path=word/footer1.xml><?xml version="1.0" encoding="utf-8"?>
-<w:ftr xmlns:wpc="http://schemas.microsoft.com/office/word/2010/wordprocessingCanvas" xmlns:cx="http://schemas.microsoft.com/office/drawing/2014/chartex" xmlns:cx1="http://schemas.microsoft.com/office/drawing/2015/9/8/chartex" xmlns:cx2="http://schemas.microsoft.com/office/drawing/2015/10/21/chartex" xmlns:cx3="http://schemas.microsoft.com/office/drawing/2016/5/9/chartex" xmlns:cx4="http://schemas.microsoft.com/office/drawing/2016/5/10/chartex" xmlns:cx5="http://schemas.microsoft.com/office/drawing/2016/5/11/chartex" xmlns:cx6="http://schemas.microsoft.com/office/drawing/2016/5/12/chartex" xmlns:cx7="http://schemas.microsoft.com/office/drawing/2016/5/13/chartex" xmlns:cx8="http://schemas.microsoft.com/office/drawing/2016/5/14/chartex" xmlns:mc="http://schemas.openxmlformats.org/markup-compatibility/2006" xmlns:aink="http://schemas.microsoft.com/office/drawing/2016/ink" xmlns:am3d="http://schemas.microsoft.com/office/drawing/2017/model3d" xmlns:o="urn:schemas-microsoft-com:office:office" xmlns:r="http://schemas.openxmlformats.org/officeDocument/2006/relationships" xmlns:m="http://schemas.openxmlformats.org/officeDocument/2006/math" xmlns:v="urn:schemas-microsoft-com:vml" xmlns:wp14="http://schemas.microsoft.com/office/word/2010/wordprocessingDrawing" xmlns:wp="http://schemas.openxmlformats.org/drawingml/2006/wordprocessingDrawing" xmlns:w10="urn:schemas-microsoft-com:office:word" xmlns:w="http://schemas.openxmlformats.org/wordprocessingml/2006/main" xmlns:w14="http://schemas.microsoft.com/office/word/2010/wordml" xmlns:w15="http://schemas.microsoft.com/office/word/2012/wordml" xmlns:w16cex="http://schemas.microsoft.com/office/word/2018/wordml/cex" xmlns:w16cid="http://schemas.microsoft.com/office/word/2016/wordml/cid" xmlns:w16="http://schemas.microsoft.com/office/word/2018/wordml" xmlns:w16sdtdh="http://schemas.microsoft.com/office/word/2020/wordml/sdtdatahash" xmlns:w16se="http://schemas.microsoft.com/office/word/2015/wordml/symex" xmlns:wpg="http://schemas.microsoft.com/office/word/2010/wordprocessingGroup" xmlns:wpi="http://schemas.microsoft.com/office/word/2010/wordprocessingInk" xmlns:wne="http://schemas.microsoft.com/office/word/2006/wordml" xmlns:wps="http://schemas.microsoft.com/office/word/2010/wordprocessingShape" mc:Ignorable="w14 w15 w16se w16cid w16 w16cex w16sdtdh wp14">
+<w:ftr xmlns:wpc="http://schemas.microsoft.com/office/word/2010/wordprocessingCanvas" xmlns:cx="http://schemas.microsoft.com/office/drawing/2014/chartex" xmlns:cx1="http://schemas.microsoft.com/office/drawing/2015/9/8/chartex" xmlns:cx2="http://schemas.microsoft.com/office/drawing/2015/10/21/chartex" xmlns:cx3="http://schemas.microsoft.com/office/drawing/2016/5/9/chartex" xmlns:cx4="http://schemas.microsoft.com/office/drawing/2016/5/10/chartex" xmlns:cx5="http://schemas.microsoft.com/office/drawing/2016/5/11/chartex" xmlns:cx6="http://schemas.microsoft.com/office/drawing/2016/5/12/chartex" xmlns:cx7="http://schemas.microsoft.com/office/drawing/2016/5/13/chartex" xmlns:cx8="http://schemas.microsoft.com/office/drawing/2016/5/14/chartex" xmlns:mc="http://schemas.openxmlformats.org/markup-compatibility/2006" xmlns:aink="http://schemas.microsoft.com/office/drawing/2016/ink" xmlns:am3d="http://schemas.microsoft.com/office/drawing/2017/model3d" xmlns:o="urn:schemas-microsoft-com:office:office" xmlns:oel="http://schemas.microsoft.com/office/2019/extlst" xmlns:r="http://schemas.openxmlformats.org/officeDocument/2006/relationships" xmlns:m="http://schemas.openxmlformats.org/officeDocument/2006/math" xmlns:v="urn:schemas-microsoft-com:vml" xmlns:wp14="http://schemas.microsoft.com/office/word/2010/wordprocessingDrawing" xmlns:wp="http://schemas.openxmlformats.org/drawingml/2006/wordprocessingDrawing" xmlns:w10="urn:schemas-microsoft-com:office:word" xmlns:w="http://schemas.openxmlformats.org/wordprocessingml/2006/main" xmlns:w14="http://schemas.microsoft.com/office/word/2010/wordml" xmlns:w15="http://schemas.microsoft.com/office/word/2012/wordml" xmlns:w16cex="http://schemas.microsoft.com/office/word/2018/wordml/cex" xmlns:w16cid="http://schemas.microsoft.com/office/word/2016/wordml/cid" xmlns:w16="http://schemas.microsoft.com/office/word/2018/wordml" xmlns:w16sdtdh="http://schemas.microsoft.com/office/word/2020/wordml/sdtdatahash" xmlns:w16se="http://schemas.microsoft.com/office/word/2015/wordml/symex" xmlns:wpg="http://schemas.microsoft.com/office/word/2010/wordprocessingGroup" xmlns:wpi="http://schemas.microsoft.com/office/word/2010/wordprocessingInk" xmlns:wne="http://schemas.microsoft.com/office/word/2006/wordml" xmlns:wps="http://schemas.microsoft.com/office/word/2010/wordprocessingShape" mc:Ignorable="w14 w15 w16se w16cid w16 w16cex w16sdtdh wp14">
   <w:sdt>
     <w:sdtPr>
       <w:id w:val="-883172744"/>
@@ -615,7 +570,6 @@
         <w:docPartUnique/>
       </w:docPartObj>
     </w:sdtPr>
-    <w:sdtEndPr/>
     <w:sdtContent>
       <w:p>
         <w:pPr>
@@ -648,7 +602,7 @@
 </file>
 
 <file path=word/footnotes.xml><?xml version="1.0" encoding="utf-8"?>
-<w:footnotes xmlns:wpc="http://schemas.microsoft.com/office/word/2010/wordprocessingCanvas" xmlns:cx="http://schemas.microsoft.com/office/drawing/2014/chartex" xmlns:cx1="http://schemas.microsoft.com/office/drawing/2015/9/8/chartex" xmlns:cx2="http://schemas.microsoft.com/office/drawing/2015/10/21/chartex" xmlns:cx3="http://schemas.microsoft.com/office/drawing/2016/5/9/chartex" xmlns:cx4="http://schemas.microsoft.com/office/drawing/2016/5/10/chartex" xmlns:cx5="http://schemas.microsoft.com/office/drawing/2016/5/11/chartex" xmlns:cx6="http://schemas.microsoft.com/office/drawing/2016/5/12/chartex" xmlns:cx7="http://schemas.microsoft.com/office/drawing/2016/5/13/chartex" xmlns:cx8="http://schemas.microsoft.com/office/drawing/2016/5/14/chartex" xmlns:mc="http://schemas.openxmlformats.org/markup-compatibility/2006" xmlns:aink="http://schemas.microsoft.com/office/drawing/2016/ink" xmlns:am3d="http://schemas.microsoft.com/office/drawing/2017/model3d" xmlns:o="urn:schemas-microsoft-com:office:office" xmlns:r="http://schemas.openxmlformats.org/officeDocument/2006/relationships" xmlns:m="http://schemas.openxmlformats.org/officeDocument/2006/math" xmlns:v="urn:schemas-microsoft-com:vml" xmlns:wp14="http://schemas.microsoft.com/office/word/2010/wordprocessingDrawing" xmlns:wp="http://schemas.openxmlformats.org/drawingml/2006/wordprocessingDrawing" xmlns:w10="urn:schemas-microsoft-com:office:word" xmlns:w="http://schemas.openxmlformats.org/wordprocessingml/2006/main" xmlns:w14="http://schemas.microsoft.com/office/word/2010/wordml" xmlns:w15="http://schemas.microsoft.com/office/word/2012/wordml" xmlns:w16cex="http://schemas.microsoft.com/office/word/2018/wordml/cex" xmlns:w16cid="http://schemas.microsoft.com/office/word/2016/wordml/cid" xmlns:w16="http://schemas.microsoft.com/office/word/2018/wordml" xmlns:w16sdtdh="http://schemas.microsoft.com/office/word/2020/wordml/sdtdatahash" xmlns:w16se="http://schemas.microsoft.com/office/word/2015/wordml/symex" xmlns:wpg="http://schemas.microsoft.com/office/word/2010/wordprocessingGroup" xmlns:wpi="http://schemas.microsoft.com/office/word/2010/wordprocessingInk" xmlns:wne="http://schemas.microsoft.com/office/word/2006/wordml" xmlns:wps="http://schemas.microsoft.com/office/word/2010/wordprocessingShape" mc:Ignorable="w14 w15 w16se w16cid w16 w16cex w16sdtdh wp14">
+<w:footnotes xmlns:wpc="http://schemas.microsoft.com/office/word/2010/wordprocessingCanvas" xmlns:cx="http://schemas.microsoft.com/office/drawing/2014/chartex" xmlns:cx1="http://schemas.microsoft.com/office/drawing/2015/9/8/chartex" xmlns:cx2="http://schemas.microsoft.com/office/drawing/2015/10/21/chartex" xmlns:cx3="http://schemas.microsoft.com/office/drawing/2016/5/9/chartex" xmlns:cx4="http://schemas.microsoft.com/office/drawing/2016/5/10/chartex" xmlns:cx5="http://schemas.microsoft.com/office/drawing/2016/5/11/chartex" xmlns:cx6="http://schemas.microsoft.com/office/drawing/2016/5/12/chartex" xmlns:cx7="http://schemas.microsoft.com/office/drawing/2016/5/13/chartex" xmlns:cx8="http://schemas.microsoft.com/office/drawing/2016/5/14/chartex" xmlns:mc="http://schemas.openxmlformats.org/markup-compatibility/2006" xmlns:aink="http://schemas.microsoft.com/office/drawing/2016/ink" xmlns:am3d="http://schemas.microsoft.com/office/drawing/2017/model3d" xmlns:o="urn:schemas-microsoft-com:office:office" xmlns:oel="http://schemas.microsoft.com/office/2019/extlst" xmlns:r="http://schemas.openxmlformats.org/officeDocument/2006/relationships" xmlns:m="http://schemas.openxmlformats.org/officeDocument/2006/math" xmlns:v="urn:schemas-microsoft-com:vml" xmlns:wp14="http://schemas.microsoft.com/office/word/2010/wordprocessingDrawing" xmlns:wp="http://schemas.openxmlformats.org/drawingml/2006/wordprocessingDrawing" xmlns:w10="urn:schemas-microsoft-com:office:word" xmlns:w="http://schemas.openxmlformats.org/wordprocessingml/2006/main" xmlns:w14="http://schemas.microsoft.com/office/word/2010/wordml" xmlns:w15="http://schemas.microsoft.com/office/word/2012/wordml" xmlns:w16cex="http://schemas.microsoft.com/office/word/2018/wordml/cex" xmlns:w16cid="http://schemas.microsoft.com/office/word/2016/wordml/cid" xmlns:w16="http://schemas.microsoft.com/office/word/2018/wordml" xmlns:w16sdtdh="http://schemas.microsoft.com/office/word/2020/wordml/sdtdatahash" xmlns:w16se="http://schemas.microsoft.com/office/word/2015/wordml/symex" xmlns:wpg="http://schemas.microsoft.com/office/word/2010/wordprocessingGroup" xmlns:wpi="http://schemas.microsoft.com/office/word/2010/wordprocessingInk" xmlns:wne="http://schemas.microsoft.com/office/word/2006/wordml" xmlns:wps="http://schemas.microsoft.com/office/word/2010/wordprocessingShape" mc:Ignorable="w14 w15 w16se w16cid w16 w16cex w16sdtdh wp14">
   <w:footnote w:type="separator" w:id="-1">
     <w:p>
       <w:pPr>
@@ -673,7 +627,7 @@
 </file>
 
 <file path=word/header1.xml><?xml version="1.0" encoding="utf-8"?>
-<w:hdr xmlns:wpc="http://schemas.microsoft.com/office/word/2010/wordprocessingCanvas" xmlns:cx="http://schemas.microsoft.com/office/drawing/2014/chartex" xmlns:cx1="http://schemas.microsoft.com/office/drawing/2015/9/8/chartex" xmlns:cx2="http://schemas.microsoft.com/office/drawing/2015/10/21/chartex" xmlns:cx3="http://schemas.microsoft.com/office/drawing/2016/5/9/chartex" xmlns:cx4="http://schemas.microsoft.com/office/drawing/2016/5/10/chartex" xmlns:cx5="http://schemas.microsoft.com/office/drawing/2016/5/11/chartex" xmlns:cx6="http://schemas.microsoft.com/office/drawing/2016/5/12/chartex" xmlns:cx7="http://schemas.microsoft.com/office/drawing/2016/5/13/chartex" xmlns:cx8="http://schemas.microsoft.com/office/drawing/2016/5/14/chartex" xmlns:mc="http://schemas.openxmlformats.org/markup-compatibility/2006" xmlns:aink="http://schemas.microsoft.com/office/drawing/2016/ink" xmlns:am3d="http://schemas.microsoft.com/office/drawing/2017/model3d" xmlns:o="urn:schemas-microsoft-com:office:office" xmlns:r="http://schemas.openxmlformats.org/officeDocument/2006/relationships" xmlns:m="http://schemas.openxmlformats.org/officeDocument/2006/math" xmlns:v="urn:schemas-microsoft-com:vml" xmlns:wp14="http://schemas.microsoft.com/office/word/2010/wordprocessingDrawing" xmlns:wp="http://schemas.openxmlformats.org/drawingml/2006/wordprocessingDrawing" xmlns:w10="urn:schemas-microsoft-com:office:word" xmlns:w="http://schemas.openxmlformats.org/wordprocessingml/2006/main" xmlns:w14="http://schemas.microsoft.com/office/word/2010/wordml" xmlns:w15="http://schemas.microsoft.com/office/word/2012/wordml" xmlns:w16cex="http://schemas.microsoft.com/office/word/2018/wordml/cex" xmlns:w16cid="http://schemas.microsoft.com/office/word/2016/wordml/cid" xmlns:w16="http://schemas.microsoft.com/office/word/2018/wordml" xmlns:w16sdtdh="http://schemas.microsoft.com/office/word/2020/wordml/sdtdatahash" xmlns:w16se="http://schemas.microsoft.com/office/word/2015/wordml/symex" xmlns:wpg="http://schemas.microsoft.com/office/word/2010/wordprocessingGroup" xmlns:wpi="http://schemas.microsoft.com/office/word/2010/wordprocessingInk" xmlns:wne="http://schemas.microsoft.com/office/word/2006/wordml" xmlns:wps="http://schemas.microsoft.com/office/word/2010/wordprocessingShape" mc:Ignorable="w14 w15 w16se w16cid w16 w16cex w16sdtdh wp14">
+<w:hdr xmlns:wpc="http://schemas.microsoft.com/office/word/2010/wordprocessingCanvas" xmlns:cx="http://schemas.microsoft.com/office/drawing/2014/chartex" xmlns:cx1="http://schemas.microsoft.com/office/drawing/2015/9/8/chartex" xmlns:cx2="http://schemas.microsoft.com/office/drawing/2015/10/21/chartex" xmlns:cx3="http://schemas.microsoft.com/office/drawing/2016/5/9/chartex" xmlns:cx4="http://schemas.microsoft.com/office/drawing/2016/5/10/chartex" xmlns:cx5="http://schemas.microsoft.com/office/drawing/2016/5/11/chartex" xmlns:cx6="http://schemas.microsoft.com/office/drawing/2016/5/12/chartex" xmlns:cx7="http://schemas.microsoft.com/office/drawing/2016/5/13/chartex" xmlns:cx8="http://schemas.microsoft.com/office/drawing/2016/5/14/chartex" xmlns:mc="http://schemas.openxmlformats.org/markup-compatibility/2006" xmlns:aink="http://schemas.microsoft.com/office/drawing/2016/ink" xmlns:am3d="http://schemas.microsoft.com/office/drawing/2017/model3d" xmlns:o="urn:schemas-microsoft-com:office:office" xmlns:oel="http://schemas.microsoft.com/office/2019/extlst" xmlns:r="http://schemas.openxmlformats.org/officeDocument/2006/relationships" xmlns:m="http://schemas.openxmlformats.org/officeDocument/2006/math" xmlns:v="urn:schemas-microsoft-com:vml" xmlns:wp14="http://schemas.microsoft.com/office/word/2010/wordprocessingDrawing" xmlns:wp="http://schemas.openxmlformats.org/drawingml/2006/wordprocessingDrawing" xmlns:w10="urn:schemas-microsoft-com:office:word" xmlns:w="http://schemas.openxmlformats.org/wordprocessingml/2006/main" xmlns:w14="http://schemas.microsoft.com/office/word/2010/wordml" xmlns:w15="http://schemas.microsoft.com/office/word/2012/wordml" xmlns:w16cex="http://schemas.microsoft.com/office/word/2018/wordml/cex" xmlns:w16cid="http://schemas.microsoft.com/office/word/2016/wordml/cid" xmlns:w16="http://schemas.microsoft.com/office/word/2018/wordml" xmlns:w16sdtdh="http://schemas.microsoft.com/office/word/2020/wordml/sdtdatahash" xmlns:w16se="http://schemas.microsoft.com/office/word/2015/wordml/symex" xmlns:wpg="http://schemas.microsoft.com/office/word/2010/wordprocessingGroup" xmlns:wpi="http://schemas.microsoft.com/office/word/2010/wordprocessingInk" xmlns:wne="http://schemas.microsoft.com/office/word/2006/wordml" xmlns:wps="http://schemas.microsoft.com/office/word/2010/wordprocessingShape" mc:Ignorable="w14 w15 w16se w16cid w16 w16cex w16sdtdh wp14">
   <w:tbl>
     <w:tblPr>
       <w:tblStyle w:val="Tabellenraster"/>
@@ -846,7 +800,7 @@
 </file>
 
 <file path=word/numbering.xml><?xml version="1.0" encoding="utf-8"?>
-<w:numbering xmlns:wpc="http://schemas.microsoft.com/office/word/2010/wordprocessingCanvas" xmlns:cx="http://schemas.microsoft.com/office/drawing/2014/chartex" xmlns:cx1="http://schemas.microsoft.com/office/drawing/2015/9/8/chartex" xmlns:cx2="http://schemas.microsoft.com/office/drawing/2015/10/21/chartex" xmlns:cx3="http://schemas.microsoft.com/office/drawing/2016/5/9/chartex" xmlns:cx4="http://schemas.microsoft.com/office/drawing/2016/5/10/chartex" xmlns:cx5="http://schemas.microsoft.com/office/drawing/2016/5/11/chartex" xmlns:cx6="http://schemas.microsoft.com/office/drawing/2016/5/12/chartex" xmlns:cx7="http://schemas.microsoft.com/office/drawing/2016/5/13/chartex" xmlns:cx8="http://schemas.microsoft.com/office/drawing/2016/5/14/chartex" xmlns:mc="http://schemas.openxmlformats.org/markup-compatibility/2006" xmlns:aink="http://schemas.microsoft.com/office/drawing/2016/ink" xmlns:am3d="http://schemas.microsoft.com/office/drawing/2017/model3d" xmlns:o="urn:schemas-microsoft-com:office:office" xmlns:r="http://schemas.openxmlformats.org/officeDocument/2006/relationships" xmlns:m="http://schemas.openxmlformats.org/officeDocument/2006/math" xmlns:v="urn:schemas-microsoft-com:vml" xmlns:wp14="http://schemas.microsoft.com/office/word/2010/wordprocessingDrawing" xmlns:wp="http://schemas.openxmlformats.org/drawingml/2006/wordprocessingDrawing" xmlns:w10="urn:schemas-microsoft-com:office:word" xmlns:w="http://schemas.openxmlformats.org/wordprocessingml/2006/main" xmlns:w14="http://schemas.microsoft.com/office/word/2010/wordml" xmlns:w15="http://schemas.microsoft.com/office/word/2012/wordml" xmlns:w16cex="http://schemas.microsoft.com/office/word/2018/wordml/cex" xmlns:w16cid="http://schemas.microsoft.com/office/word/2016/wordml/cid" xmlns:w16="http://schemas.microsoft.com/office/word/2018/wordml" xmlns:w16sdtdh="http://schemas.microsoft.com/office/word/2020/wordml/sdtdatahash" xmlns:w16se="http://schemas.microsoft.com/office/word/2015/wordml/symex" xmlns:wpg="http://schemas.microsoft.com/office/word/2010/wordprocessingGroup" xmlns:wpi="http://schemas.microsoft.com/office/word/2010/wordprocessingInk" xmlns:wne="http://schemas.microsoft.com/office/word/2006/wordml" xmlns:wps="http://schemas.microsoft.com/office/word/2010/wordprocessingShape" mc:Ignorable="w14 w15 w16se w16cid w16 w16cex w16sdtdh wp14">
+<w:numbering xmlns:wpc="http://schemas.microsoft.com/office/word/2010/wordprocessingCanvas" xmlns:cx="http://schemas.microsoft.com/office/drawing/2014/chartex" xmlns:cx1="http://schemas.microsoft.com/office/drawing/2015/9/8/chartex" xmlns:cx2="http://schemas.microsoft.com/office/drawing/2015/10/21/chartex" xmlns:cx3="http://schemas.microsoft.com/office/drawing/2016/5/9/chartex" xmlns:cx4="http://schemas.microsoft.com/office/drawing/2016/5/10/chartex" xmlns:cx5="http://schemas.microsoft.com/office/drawing/2016/5/11/chartex" xmlns:cx6="http://schemas.microsoft.com/office/drawing/2016/5/12/chartex" xmlns:cx7="http://schemas.microsoft.com/office/drawing/2016/5/13/chartex" xmlns:cx8="http://schemas.microsoft.com/office/drawing/2016/5/14/chartex" xmlns:mc="http://schemas.openxmlformats.org/markup-compatibility/2006" xmlns:aink="http://schemas.microsoft.com/office/drawing/2016/ink" xmlns:am3d="http://schemas.microsoft.com/office/drawing/2017/model3d" xmlns:o="urn:schemas-microsoft-com:office:office" xmlns:oel="http://schemas.microsoft.com/office/2019/extlst" xmlns:r="http://schemas.openxmlformats.org/officeDocument/2006/relationships" xmlns:m="http://schemas.openxmlformats.org/officeDocument/2006/math" xmlns:v="urn:schemas-microsoft-com:vml" xmlns:wp14="http://schemas.microsoft.com/office/word/2010/wordprocessingDrawing" xmlns:wp="http://schemas.openxmlformats.org/drawingml/2006/wordprocessingDrawing" xmlns:w10="urn:schemas-microsoft-com:office:word" xmlns:w="http://schemas.openxmlformats.org/wordprocessingml/2006/main" xmlns:w14="http://schemas.microsoft.com/office/word/2010/wordml" xmlns:w15="http://schemas.microsoft.com/office/word/2012/wordml" xmlns:w16cex="http://schemas.microsoft.com/office/word/2018/wordml/cex" xmlns:w16cid="http://schemas.microsoft.com/office/word/2016/wordml/cid" xmlns:w16="http://schemas.microsoft.com/office/word/2018/wordml" xmlns:w16sdtdh="http://schemas.microsoft.com/office/word/2020/wordml/sdtdatahash" xmlns:w16se="http://schemas.microsoft.com/office/word/2015/wordml/symex" xmlns:wpg="http://schemas.microsoft.com/office/word/2010/wordprocessingGroup" xmlns:wpi="http://schemas.microsoft.com/office/word/2010/wordprocessingInk" xmlns:wne="http://schemas.microsoft.com/office/word/2006/wordml" xmlns:wps="http://schemas.microsoft.com/office/word/2010/wordprocessingShape" mc:Ignorable="w14 w15 w16se w16cid w16 w16cex w16sdtdh wp14">
   <w:abstractNum w:abstractNumId="0" w15:restartNumberingAfterBreak="0">
     <w:nsid w:val="073E7307"/>
     <w:multiLevelType w:val="multilevel"/>
@@ -3279,67 +3233,67 @@
       </w:rPr>
     </w:lvl>
   </w:abstractNum>
-  <w:num w:numId="1">
+  <w:num w:numId="1" w16cid:durableId="930502240">
     <w:abstractNumId w:val="5"/>
   </w:num>
-  <w:num w:numId="2">
+  <w:num w:numId="2" w16cid:durableId="1826504794">
     <w:abstractNumId w:val="4"/>
   </w:num>
-  <w:num w:numId="3">
+  <w:num w:numId="3" w16cid:durableId="15280875">
     <w:abstractNumId w:val="3"/>
   </w:num>
-  <w:num w:numId="4">
+  <w:num w:numId="4" w16cid:durableId="1158380902">
     <w:abstractNumId w:val="1"/>
   </w:num>
-  <w:num w:numId="5">
+  <w:num w:numId="5" w16cid:durableId="387607221">
     <w:abstractNumId w:val="6"/>
   </w:num>
-  <w:num w:numId="6">
+  <w:num w:numId="6" w16cid:durableId="458105744">
     <w:abstractNumId w:val="8"/>
   </w:num>
-  <w:num w:numId="7">
+  <w:num w:numId="7" w16cid:durableId="1423799942">
     <w:abstractNumId w:val="7"/>
   </w:num>
-  <w:num w:numId="8">
+  <w:num w:numId="8" w16cid:durableId="1249459529">
     <w:abstractNumId w:val="16"/>
   </w:num>
-  <w:num w:numId="9">
+  <w:num w:numId="9" w16cid:durableId="1226794257">
     <w:abstractNumId w:val="13"/>
   </w:num>
-  <w:num w:numId="10">
+  <w:num w:numId="10" w16cid:durableId="340354549">
     <w:abstractNumId w:val="14"/>
   </w:num>
-  <w:num w:numId="11">
+  <w:num w:numId="11" w16cid:durableId="960573298">
     <w:abstractNumId w:val="11"/>
   </w:num>
-  <w:num w:numId="12">
+  <w:num w:numId="12" w16cid:durableId="708262468">
     <w:abstractNumId w:val="19"/>
   </w:num>
-  <w:num w:numId="13">
+  <w:num w:numId="13" w16cid:durableId="330988643">
     <w:abstractNumId w:val="18"/>
   </w:num>
-  <w:num w:numId="14">
+  <w:num w:numId="14" w16cid:durableId="1273395262">
     <w:abstractNumId w:val="10"/>
   </w:num>
-  <w:num w:numId="15">
+  <w:num w:numId="15" w16cid:durableId="1364987347">
     <w:abstractNumId w:val="15"/>
   </w:num>
-  <w:num w:numId="16">
+  <w:num w:numId="16" w16cid:durableId="455369500">
     <w:abstractNumId w:val="0"/>
   </w:num>
-  <w:num w:numId="17">
+  <w:num w:numId="17" w16cid:durableId="1124034386">
     <w:abstractNumId w:val="2"/>
   </w:num>
-  <w:num w:numId="18">
+  <w:num w:numId="18" w16cid:durableId="163083840">
     <w:abstractNumId w:val="17"/>
   </w:num>
-  <w:num w:numId="19">
+  <w:num w:numId="19" w16cid:durableId="1569029447">
     <w:abstractNumId w:val="20"/>
   </w:num>
-  <w:num w:numId="20">
+  <w:num w:numId="20" w16cid:durableId="695693026">
     <w:abstractNumId w:val="9"/>
   </w:num>
-  <w:num w:numId="21">
+  <w:num w:numId="21" w16cid:durableId="779647415">
     <w:abstractNumId w:val="12"/>
   </w:num>
 </w:numbering>
